--- a/input/EB-tests.docx
+++ b/input/EB-tests.docx
@@ -28,7 +28,13 @@
     </w:p>
     <w:p>
       <w:r>
-        <w:t>1.  Navigate to https://www.tnebnet.org/awp/login?locale=ta website</w:t>
+        <w:t xml:space="preserve">1.  </w:t>
+      </w:r>
+      <w:r>
+        <w:t>Open</w:t>
+      </w:r>
+      <w:r>
+        <w:t xml:space="preserve"> https://www.tnebnet.org/awp/login?locale=ta website</w:t>
       </w:r>
     </w:p>
     <w:p>
@@ -38,7 +44,10 @@
     </w:p>
     <w:p>
       <w:r>
-        <w:t>2.  Click on e-Invoice from the tabs</w:t>
+        <w:t xml:space="preserve">2.  Click on e-Invoice </w:t>
+      </w:r>
+      <w:r>
+        <w:t>link</w:t>
       </w:r>
     </w:p>
     <w:p>

--- a/input/EB-tests.docx
+++ b/input/EB-tests.docx
@@ -57,15 +57,16 @@
     </w:p>
     <w:p>
       <w:r>
-        <w:t>3. Enter Consumer No as &lt;customer No</w:t>
-      </w:r>
-      <w:proofErr w:type="gramStart"/>
-      <w:r>
-        <w:t>&gt;(</w:t>
-      </w:r>
-      <w:proofErr w:type="gramEnd"/>
-      <w:r>
-        <w:t>030460031239)</w:t>
+        <w:t xml:space="preserve">3. Enter </w:t>
+      </w:r>
+      <w:r>
+        <w:t xml:space="preserve">“030460031239” in the </w:t>
+      </w:r>
+      <w:r>
+        <w:t xml:space="preserve">Consumer </w:t>
+      </w:r>
+      <w:r>
+        <w:t>No field</w:t>
       </w:r>
     </w:p>
     <w:p>
@@ -83,15 +84,16 @@
     </w:p>
     <w:p>
       <w:r>
-        <w:t>4. Enter Registered Mobile No as &lt;mobile No</w:t>
-      </w:r>
-      <w:proofErr w:type="gramStart"/>
-      <w:r>
-        <w:t>&gt;(</w:t>
-      </w:r>
-      <w:proofErr w:type="gramEnd"/>
-      <w:r>
-        <w:t>9843081645)</w:t>
+        <w:t xml:space="preserve">4. Enter </w:t>
+      </w:r>
+      <w:r>
+        <w:t xml:space="preserve">“9843081645”in the </w:t>
+      </w:r>
+      <w:r>
+        <w:t xml:space="preserve">Registered Mobile </w:t>
+      </w:r>
+      <w:r>
+        <w:t xml:space="preserve">No field </w:t>
       </w:r>
     </w:p>
     <w:p>
@@ -109,7 +111,13 @@
     </w:p>
     <w:p>
       <w:r>
-        <w:t>5. Enter Bill Month/Year as 092026</w:t>
+        <w:t xml:space="preserve">5. Enter </w:t>
+      </w:r>
+      <w:r>
+        <w:t>“092026” in the Bill Month/Year field</w:t>
+      </w:r>
+      <w:r>
+        <w:t xml:space="preserve"> </w:t>
       </w:r>
     </w:p>
     <w:p>

--- a/input/EB-tests.docx
+++ b/input/EB-tests.docx
@@ -136,6 +136,9 @@
     <w:p>
       <w:r>
         <w:t>6. Click on Download in English</w:t>
+      </w:r>
+      <w:r>
+        <w:t xml:space="preserve"> button</w:t>
       </w:r>
     </w:p>
     <w:p>

--- a/input/EB-tests.docx
+++ b/input/EB-tests.docx
@@ -144,6 +144,16 @@
     <w:p>
       <w:r>
         <w:t>Expected: Bill should be downloaded</w:t>
+      </w:r>
+    </w:p>
+    <w:p>
+      <w:r>
+        <w:t>7. Verify that the invoice summary is visible</w:t>
+      </w:r>
+    </w:p>
+    <w:p>
+      <w:r>
+        <w:t>Expected: The e-Invoice for the given consumer number is displayed</w:t>
       </w:r>
     </w:p>
     <w:p/>

--- a/input/EB-tests.docx
+++ b/input/EB-tests.docx
@@ -60,7 +60,7 @@
         <w:t xml:space="preserve">3. Enter </w:t>
       </w:r>
       <w:r>
-        <w:t xml:space="preserve">“030460031239” in the </w:t>
+        <w:t xml:space="preserve">“&lt;consumer no&gt;” in the </w:t>
       </w:r>
       <w:r>
         <w:t xml:space="preserve">Consumer </w:t>
@@ -87,7 +87,7 @@
         <w:t xml:space="preserve">4. Enter </w:t>
       </w:r>
       <w:r>
-        <w:t xml:space="preserve">“9843081645”in the </w:t>
+        <w:t xml:space="preserve">“&lt;mobile no&gt;” in the </w:t>
       </w:r>
       <w:r>
         <w:t xml:space="preserve">Registered Mobile </w:t>
